--- a/Ôn thi/3-Cây quyết định C4.5/2.2-Công thức chỉ số entropy.docx
+++ b/Ôn thi/3-Cây quyết định C4.5/2.2-Công thức chỉ số entropy.docx
@@ -882,7 +882,6 @@
         </w:rPr>
       </w:pPr>
       <w:proofErr w:type="spellStart"/>
-      <w:proofErr w:type="gramStart"/>
       <w:r>
         <w:rPr>
           <w:rFonts w:asciiTheme="minorHAnsi" w:eastAsiaTheme="minorEastAsia" w:hAnsiTheme="minorHAnsi"/>
@@ -892,7 +891,6 @@
         <w:t>Tính</w:t>
       </w:r>
       <w:proofErr w:type="spellEnd"/>
-      <w:proofErr w:type="gramEnd"/>
       <w:r>
         <w:rPr>
           <w:rFonts w:asciiTheme="minorHAnsi" w:eastAsiaTheme="minorEastAsia" w:hAnsiTheme="minorHAnsi"/>
@@ -1818,18 +1816,8 @@
           <w:noProof w:val="0"/>
           <w:color w:val="666666"/>
         </w:rPr>
-        <w:t>_A_a</w:t>
+        <w:t>_A_a1.bangEntropy</w:t>
       </w:r>
-      <w:proofErr w:type="gramStart"/>
-      <w:r>
-        <w:rPr>
-          <w:rFonts w:asciiTheme="minorHAnsi" w:eastAsiaTheme="minorEastAsia" w:hAnsiTheme="minorHAnsi"/>
-          <w:noProof w:val="0"/>
-          <w:color w:val="666666"/>
-        </w:rPr>
-        <w:t>1.bangEntropy</w:t>
-      </w:r>
-      <w:proofErr w:type="gramEnd"/>
     </w:p>
     <w:tbl>
       <w:tblPr>
@@ -2192,16 +2180,7 @@
                 <w:noProof w:val="0"/>
                 <w:color w:val="666666"/>
               </w:rPr>
-              <w:t>tapDuLieu_A_a</w:t>
-            </w:r>
-            <w:proofErr w:type="gramStart"/>
-            <w:r>
-              <w:rPr>
-                <w:rFonts w:asciiTheme="minorHAnsi" w:eastAsiaTheme="minorEastAsia" w:hAnsiTheme="minorHAnsi"/>
-                <w:noProof w:val="0"/>
-                <w:color w:val="666666"/>
-              </w:rPr>
-              <w:t>1.e</w:t>
+              <w:t>tapDuLieu_A_a1.e</w:t>
             </w:r>
             <w:r>
               <w:rPr>
@@ -2211,7 +2190,6 @@
               </w:rPr>
               <w:t>ntropy</w:t>
             </w:r>
-            <w:proofErr w:type="gramEnd"/>
             <w:r>
               <w:rPr>
                 <w:rStyle w:val="VnbanChdanhsn"/>
@@ -2271,7 +2249,6 @@
         </w:rPr>
         <w:t>tapDuLieu_A_a</w:t>
       </w:r>
-      <w:proofErr w:type="gramStart"/>
       <w:r>
         <w:rPr>
           <w:rFonts w:asciiTheme="minorHAnsi" w:eastAsiaTheme="minorEastAsia" w:hAnsiTheme="minorHAnsi"/>
@@ -2288,7 +2265,6 @@
         </w:rPr>
         <w:t>.bangEntropy</w:t>
       </w:r>
-      <w:proofErr w:type="gramEnd"/>
     </w:p>
     <w:tbl>
       <w:tblPr>
@@ -2651,16 +2627,7 @@
                 <w:noProof w:val="0"/>
                 <w:color w:val="666666"/>
               </w:rPr>
-              <w:t>tapDuLieu_A_a</w:t>
-            </w:r>
-            <w:proofErr w:type="gramStart"/>
-            <w:r>
-              <w:rPr>
-                <w:rFonts w:asciiTheme="minorHAnsi" w:eastAsiaTheme="minorEastAsia" w:hAnsiTheme="minorHAnsi"/>
-                <w:noProof w:val="0"/>
-                <w:color w:val="666666"/>
-              </w:rPr>
-              <w:t>2.e</w:t>
+              <w:t>tapDuLieu_A_a2.e</w:t>
             </w:r>
             <w:r>
               <w:rPr>
@@ -2670,7 +2637,6 @@
               </w:rPr>
               <w:t>ntropy</w:t>
             </w:r>
-            <w:proofErr w:type="gramEnd"/>
             <w:r>
               <w:rPr>
                 <w:rStyle w:val="VnbanChdanhsn"/>
@@ -2730,7 +2696,6 @@
         </w:rPr>
         <w:t>tapDuLieu_A_a</w:t>
       </w:r>
-      <w:proofErr w:type="gramStart"/>
       <w:r>
         <w:rPr>
           <w:rFonts w:asciiTheme="minorHAnsi" w:eastAsiaTheme="minorEastAsia" w:hAnsiTheme="minorHAnsi"/>
@@ -2747,7 +2712,6 @@
         </w:rPr>
         <w:t>.bangEntropy</w:t>
       </w:r>
-      <w:proofErr w:type="gramEnd"/>
     </w:p>
     <w:tbl>
       <w:tblPr>
@@ -3110,16 +3074,7 @@
                 <w:noProof w:val="0"/>
                 <w:color w:val="666666"/>
               </w:rPr>
-              <w:t>tapDuLieu_A_a</w:t>
-            </w:r>
-            <w:proofErr w:type="gramStart"/>
-            <w:r>
-              <w:rPr>
-                <w:rFonts w:asciiTheme="minorHAnsi" w:eastAsiaTheme="minorEastAsia" w:hAnsiTheme="minorHAnsi"/>
-                <w:noProof w:val="0"/>
-                <w:color w:val="666666"/>
-              </w:rPr>
-              <w:t>3.e</w:t>
+              <w:t>tapDuLieu_A_a3.e</w:t>
             </w:r>
             <w:r>
               <w:rPr>
@@ -3129,7 +3084,6 @@
               </w:rPr>
               <w:t>ntropy</w:t>
             </w:r>
-            <w:proofErr w:type="gramEnd"/>
             <w:r>
               <w:rPr>
                 <w:rStyle w:val="VnbanChdanhsn"/>
@@ -3179,32 +3133,33 @@
     <w:tbl>
       <w:tblPr>
         <w:tblStyle w:val="LiBang"/>
-        <w:tblW w:w="4955" w:type="pct"/>
+        <w:tblW w:w="5000" w:type="pct"/>
         <w:tblLook w:val="04A0" w:firstRow="1" w:lastRow="0" w:firstColumn="1" w:lastColumn="0" w:noHBand="0" w:noVBand="1"/>
       </w:tblPr>
       <w:tblGrid>
-        <w:gridCol w:w="2007"/>
-        <w:gridCol w:w="1788"/>
-        <w:gridCol w:w="1692"/>
-        <w:gridCol w:w="3779"/>
+        <w:gridCol w:w="1883"/>
+        <w:gridCol w:w="1056"/>
+        <w:gridCol w:w="1574"/>
+        <w:gridCol w:w="2931"/>
+        <w:gridCol w:w="1906"/>
       </w:tblGrid>
       <w:tr>
         <w:tc>
           <w:tcPr>
-            <w:tcW w:w="1083" w:type="pct"/>
-          </w:tcPr>
-          <w:p>
-            <w:pPr>
-              <w:rPr>
-                <w:rStyle w:val="VnbanChdanhsn"/>
-                <w:rFonts w:asciiTheme="minorHAnsi" w:eastAsiaTheme="minorEastAsia" w:hAnsiTheme="minorHAnsi"/>
+            <w:tcW w:w="1007" w:type="pct"/>
+          </w:tcPr>
+          <w:p>
+            <w:pPr>
+              <w:rPr>
+                <w:rStyle w:val="VnbanChdanhsn"/>
+                <w:rFonts w:asciiTheme="majorHAnsi" w:eastAsiaTheme="minorEastAsia" w:hAnsiTheme="majorHAnsi" w:cstheme="majorHAnsi"/>
                 <w:noProof w:val="0"/>
               </w:rPr>
             </w:pPr>
             <w:proofErr w:type="spellStart"/>
             <w:r>
               <w:rPr>
-                <w:rFonts w:asciiTheme="minorHAnsi" w:eastAsiaTheme="minorEastAsia" w:hAnsiTheme="minorHAnsi"/>
+                <w:rFonts w:asciiTheme="majorHAnsi" w:eastAsiaTheme="minorEastAsia" w:hAnsiTheme="majorHAnsi" w:cstheme="majorHAnsi"/>
                 <w:noProof w:val="0"/>
                 <w:color w:val="666666"/>
               </w:rPr>
@@ -3215,13 +3170,13 @@
         </w:tc>
         <w:tc>
           <w:tcPr>
-            <w:tcW w:w="965" w:type="pct"/>
-          </w:tcPr>
-          <w:p>
-            <w:pPr>
-              <w:rPr>
-                <w:rStyle w:val="VnbanChdanhsn"/>
-                <w:rFonts w:asciiTheme="minorHAnsi" w:eastAsiaTheme="minorEastAsia" w:hAnsiTheme="minorHAnsi"/>
+            <w:tcW w:w="565" w:type="pct"/>
+          </w:tcPr>
+          <w:p>
+            <w:pPr>
+              <w:rPr>
+                <w:rStyle w:val="VnbanChdanhsn"/>
+                <w:rFonts w:asciiTheme="majorHAnsi" w:eastAsiaTheme="minorEastAsia" w:hAnsiTheme="majorHAnsi" w:cstheme="majorHAnsi"/>
                 <w:noProof w:val="0"/>
               </w:rPr>
             </w:pPr>
@@ -3229,7 +3184,7 @@
             <w:r>
               <w:rPr>
                 <w:rStyle w:val="VnbanChdanhsn"/>
-                <w:rFonts w:asciiTheme="minorHAnsi" w:eastAsiaTheme="minorEastAsia" w:hAnsiTheme="minorHAnsi"/>
+                <w:rFonts w:asciiTheme="majorHAnsi" w:eastAsiaTheme="minorEastAsia" w:hAnsiTheme="majorHAnsi" w:cstheme="majorHAnsi"/>
                 <w:noProof w:val="0"/>
               </w:rPr>
               <w:t>s</w:t>
@@ -3237,6 +3192,7 @@
             <w:r>
               <w:rPr>
                 <w:rStyle w:val="VnbanChdanhsn"/>
+                <w:rFonts w:asciiTheme="majorHAnsi" w:hAnsiTheme="majorHAnsi" w:cstheme="majorHAnsi"/>
               </w:rPr>
               <w:t>oLuong</w:t>
             </w:r>
@@ -3245,20 +3201,42 @@
         </w:tc>
         <w:tc>
           <w:tcPr>
-            <w:tcW w:w="913" w:type="pct"/>
-          </w:tcPr>
-          <w:p>
-            <w:pPr>
-              <w:rPr>
-                <w:rStyle w:val="VnbanChdanhsn"/>
-                <w:rFonts w:asciiTheme="minorHAnsi" w:eastAsiaTheme="minorEastAsia" w:hAnsiTheme="minorHAnsi"/>
-                <w:noProof w:val="0"/>
-              </w:rPr>
-            </w:pPr>
-            <w:r>
-              <w:rPr>
-                <w:rStyle w:val="VnbanChdanhsn"/>
-                <w:rFonts w:asciiTheme="minorHAnsi" w:eastAsiaTheme="minorEastAsia" w:hAnsiTheme="minorHAnsi"/>
+            <w:tcW w:w="842" w:type="pct"/>
+          </w:tcPr>
+          <w:p>
+            <w:pPr>
+              <w:rPr>
+                <w:rStyle w:val="VnbanChdanhsn"/>
+                <w:rFonts w:asciiTheme="majorHAnsi" w:eastAsiaTheme="minorEastAsia" w:hAnsiTheme="majorHAnsi" w:cstheme="majorHAnsi"/>
+                <w:noProof w:val="0"/>
+              </w:rPr>
+            </w:pPr>
+            <w:r>
+              <w:rPr>
+                <w:rStyle w:val="VnbanChdanhsn"/>
+                <w:rFonts w:asciiTheme="majorHAnsi" w:eastAsiaTheme="minorEastAsia" w:hAnsiTheme="majorHAnsi" w:cstheme="majorHAnsi"/>
+                <w:noProof w:val="0"/>
+              </w:rPr>
+              <w:t>p</w:t>
+            </w:r>
+          </w:p>
+        </w:tc>
+        <w:tc>
+          <w:tcPr>
+            <w:tcW w:w="1567" w:type="pct"/>
+          </w:tcPr>
+          <w:p>
+            <w:pPr>
+              <w:rPr>
+                <w:rStyle w:val="VnbanChdanhsn"/>
+                <w:rFonts w:asciiTheme="majorHAnsi" w:eastAsiaTheme="minorEastAsia" w:hAnsiTheme="majorHAnsi" w:cstheme="majorHAnsi"/>
+                <w:noProof w:val="0"/>
+              </w:rPr>
+            </w:pPr>
+            <w:r>
+              <w:rPr>
+                <w:rStyle w:val="VnbanChdanhsn"/>
+                <w:rFonts w:asciiTheme="majorHAnsi" w:eastAsiaTheme="minorEastAsia" w:hAnsiTheme="majorHAnsi" w:cstheme="majorHAnsi"/>
                 <w:noProof w:val="0"/>
               </w:rPr>
               <w:t>e</w:t>
@@ -3266,6 +3244,7 @@
             <w:r>
               <w:rPr>
                 <w:rStyle w:val="VnbanChdanhsn"/>
+                <w:rFonts w:asciiTheme="majorHAnsi" w:hAnsiTheme="majorHAnsi" w:cstheme="majorHAnsi"/>
               </w:rPr>
               <w:t>ntropy</w:t>
             </w:r>
@@ -3273,155 +3252,43 @@
         </w:tc>
         <w:tc>
           <w:tcPr>
-            <w:tcW w:w="2039" w:type="pct"/>
-          </w:tcPr>
-          <w:p>
-            <w:pPr>
-              <w:rPr>
-                <w:rStyle w:val="VnbanChdanhsn"/>
-                <w:rFonts w:asciiTheme="minorHAnsi" w:eastAsiaTheme="minorEastAsia" w:hAnsiTheme="minorHAnsi"/>
-                <w:noProof w:val="0"/>
-              </w:rPr>
-            </w:pPr>
-            <m:oMathPara>
-              <m:oMath>
-                <m:f>
-                  <m:fPr>
-                    <m:ctrlPr>
-                      <w:rPr>
-                        <w:rFonts w:ascii="Cambria Math" w:eastAsiaTheme="minorEastAsia" w:hAnsi="Cambria Math"/>
-                        <w:i/>
-                        <w:noProof w:val="0"/>
-                        <w:sz w:val="12"/>
-                        <w:szCs w:val="12"/>
-                      </w:rPr>
-                    </m:ctrlPr>
-                  </m:fPr>
-                  <m:num>
-                    <m:r>
-                      <w:rPr>
-                        <w:rFonts w:ascii="Cambria Math" w:eastAsiaTheme="minorEastAsia" w:hAnsi="Cambria Math"/>
-                        <w:noProof w:val="0"/>
-                        <w:sz w:val="12"/>
-                        <w:szCs w:val="12"/>
-                      </w:rPr>
-                      <m:t>tapDuLieu_A_aI.getLength</m:t>
-                    </m:r>
-                    <m:d>
-                      <m:dPr>
-                        <m:ctrlPr>
-                          <w:rPr>
-                            <w:rFonts w:ascii="Cambria Math" w:eastAsiaTheme="minorEastAsia" w:hAnsi="Cambria Math"/>
-                            <w:i/>
-                            <w:noProof w:val="0"/>
-                            <w:sz w:val="12"/>
-                            <w:szCs w:val="12"/>
-                          </w:rPr>
-                        </m:ctrlPr>
-                      </m:dPr>
-                      <m:e>
-                        <m:r>
-                          <w:rPr>
-                            <w:rFonts w:ascii="Cambria Math" w:eastAsiaTheme="minorEastAsia" w:hAnsi="Cambria Math"/>
-                            <w:noProof w:val="0"/>
-                            <w:sz w:val="12"/>
-                            <w:szCs w:val="12"/>
-                          </w:rPr>
-                          <m:t xml:space="preserve"> </m:t>
-                        </m:r>
-                      </m:e>
-                    </m:d>
-                  </m:num>
-                  <m:den>
-                    <m:r>
-                      <w:rPr>
-                        <w:rFonts w:ascii="Cambria Math" w:eastAsiaTheme="minorEastAsia" w:hAnsi="Cambria Math"/>
-                        <w:noProof w:val="0"/>
-                        <w:sz w:val="12"/>
-                        <w:szCs w:val="12"/>
-                      </w:rPr>
-                      <m:t>tapDuLieu.getLength</m:t>
-                    </m:r>
-                    <m:d>
-                      <m:dPr>
-                        <m:ctrlPr>
-                          <w:rPr>
-                            <w:rFonts w:ascii="Cambria Math" w:eastAsiaTheme="minorEastAsia" w:hAnsi="Cambria Math"/>
-                            <w:i/>
-                            <w:noProof w:val="0"/>
-                            <w:sz w:val="12"/>
-                            <w:szCs w:val="12"/>
-                          </w:rPr>
-                        </m:ctrlPr>
-                      </m:dPr>
-                      <m:e>
-                        <m:r>
-                          <w:rPr>
-                            <w:rFonts w:ascii="Cambria Math" w:eastAsiaTheme="minorEastAsia" w:hAnsi="Cambria Math"/>
-                            <w:noProof w:val="0"/>
-                            <w:sz w:val="12"/>
-                            <w:szCs w:val="12"/>
-                          </w:rPr>
-                          <m:t xml:space="preserve"> </m:t>
-                        </m:r>
-                      </m:e>
-                    </m:d>
-                  </m:den>
-                </m:f>
-                <m:r>
-                  <w:rPr>
-                    <w:rFonts w:ascii="Cambria Math" w:eastAsiaTheme="minorEastAsia" w:hAnsi="Cambria Math"/>
-                    <w:noProof w:val="0"/>
-                    <w:sz w:val="12"/>
-                    <w:szCs w:val="12"/>
-                  </w:rPr>
-                  <m:t>*tapDuLieu_A_aI.getEntropy</m:t>
-                </m:r>
-                <m:d>
-                  <m:dPr>
-                    <m:ctrlPr>
-                      <w:rPr>
-                        <w:rFonts w:ascii="Cambria Math" w:eastAsiaTheme="minorEastAsia" w:hAnsi="Cambria Math"/>
-                        <w:i/>
-                        <w:noProof w:val="0"/>
-                        <w:sz w:val="12"/>
-                        <w:szCs w:val="12"/>
-                      </w:rPr>
-                    </m:ctrlPr>
-                  </m:dPr>
-                  <m:e>
-                    <m:r>
-                      <w:rPr>
-                        <w:rFonts w:ascii="Cambria Math" w:eastAsiaTheme="minorEastAsia" w:hAnsi="Cambria Math"/>
-                        <w:noProof w:val="0"/>
-                        <w:sz w:val="12"/>
-                        <w:szCs w:val="12"/>
-                      </w:rPr>
-                      <m:t xml:space="preserve"> </m:t>
-                    </m:r>
-                  </m:e>
-                </m:d>
-              </m:oMath>
-            </m:oMathPara>
+            <w:tcW w:w="1019" w:type="pct"/>
+          </w:tcPr>
+          <w:p>
+            <w:pPr>
+              <w:rPr>
+                <w:rStyle w:val="VnbanChdanhsn"/>
+                <w:rFonts w:asciiTheme="majorHAnsi" w:eastAsiaTheme="minorEastAsia" w:hAnsiTheme="majorHAnsi" w:cstheme="majorHAnsi"/>
+                <w:noProof w:val="0"/>
+              </w:rPr>
+            </w:pPr>
+            <w:r>
+              <w:rPr>
+                <w:rStyle w:val="VnbanChdanhsn"/>
+                <w:rFonts w:asciiTheme="majorHAnsi" w:eastAsiaTheme="minorEastAsia" w:hAnsiTheme="majorHAnsi" w:cstheme="majorHAnsi"/>
+                <w:noProof w:val="0"/>
+              </w:rPr>
+              <w:t>p*entropy</w:t>
+            </w:r>
           </w:p>
         </w:tc>
       </w:tr>
       <w:tr>
         <w:tc>
           <w:tcPr>
-            <w:tcW w:w="1083" w:type="pct"/>
-          </w:tcPr>
-          <w:p>
-            <w:pPr>
-              <w:rPr>
-                <w:rStyle w:val="VnbanChdanhsn"/>
-                <w:rFonts w:asciiTheme="minorHAnsi" w:eastAsiaTheme="minorEastAsia" w:hAnsiTheme="minorHAnsi"/>
-                <w:noProof w:val="0"/>
-              </w:rPr>
-            </w:pPr>
-            <w:r>
-              <w:rPr>
-                <w:rFonts w:asciiTheme="minorHAnsi" w:eastAsiaTheme="minorEastAsia" w:hAnsiTheme="minorHAnsi"/>
+            <w:tcW w:w="1007" w:type="pct"/>
+          </w:tcPr>
+          <w:p>
+            <w:pPr>
+              <w:rPr>
+                <w:rStyle w:val="VnbanChdanhsn"/>
+                <w:rFonts w:asciiTheme="majorHAnsi" w:eastAsiaTheme="minorEastAsia" w:hAnsiTheme="majorHAnsi" w:cstheme="majorHAnsi"/>
+                <w:noProof w:val="0"/>
+              </w:rPr>
+            </w:pPr>
+            <w:r>
+              <w:rPr>
+                <w:rFonts w:asciiTheme="majorHAnsi" w:eastAsiaTheme="minorEastAsia" w:hAnsiTheme="majorHAnsi" w:cstheme="majorHAnsi"/>
                 <w:noProof w:val="0"/>
                 <w:color w:val="666666"/>
               </w:rPr>
@@ -3431,41 +3298,55 @@
         </w:tc>
         <w:tc>
           <w:tcPr>
-            <w:tcW w:w="965" w:type="pct"/>
-          </w:tcPr>
-          <w:p>
-            <w:pPr>
-              <w:rPr>
-                <w:rStyle w:val="VnbanChdanhsn"/>
-                <w:rFonts w:asciiTheme="minorHAnsi" w:eastAsiaTheme="minorEastAsia" w:hAnsiTheme="minorHAnsi"/>
-                <w:noProof w:val="0"/>
-              </w:rPr>
-            </w:pPr>
-          </w:p>
-        </w:tc>
-        <w:tc>
-          <w:tcPr>
-            <w:tcW w:w="913" w:type="pct"/>
-          </w:tcPr>
-          <w:p>
-            <w:pPr>
-              <w:rPr>
-                <w:rStyle w:val="VnbanChdanhsn"/>
-                <w:rFonts w:asciiTheme="minorHAnsi" w:eastAsiaTheme="minorEastAsia" w:hAnsiTheme="minorHAnsi"/>
-                <w:noProof w:val="0"/>
-              </w:rPr>
-            </w:pPr>
-          </w:p>
-        </w:tc>
-        <w:tc>
-          <w:tcPr>
-            <w:tcW w:w="2039" w:type="pct"/>
-          </w:tcPr>
-          <w:p>
-            <w:pPr>
-              <w:rPr>
-                <w:rStyle w:val="VnbanChdanhsn"/>
-                <w:rFonts w:asciiTheme="minorHAnsi" w:eastAsiaTheme="minorEastAsia" w:hAnsiTheme="minorHAnsi"/>
+            <w:tcW w:w="565" w:type="pct"/>
+          </w:tcPr>
+          <w:p>
+            <w:pPr>
+              <w:rPr>
+                <w:rStyle w:val="VnbanChdanhsn"/>
+                <w:rFonts w:asciiTheme="majorHAnsi" w:eastAsiaTheme="minorEastAsia" w:hAnsiTheme="majorHAnsi" w:cstheme="majorHAnsi"/>
+                <w:noProof w:val="0"/>
+              </w:rPr>
+            </w:pPr>
+          </w:p>
+        </w:tc>
+        <w:tc>
+          <w:tcPr>
+            <w:tcW w:w="842" w:type="pct"/>
+          </w:tcPr>
+          <w:p>
+            <w:pPr>
+              <w:rPr>
+                <w:rStyle w:val="VnbanChdanhsn"/>
+                <w:rFonts w:asciiTheme="majorHAnsi" w:eastAsiaTheme="minorEastAsia" w:hAnsiTheme="majorHAnsi" w:cstheme="majorHAnsi"/>
+                <w:noProof w:val="0"/>
+              </w:rPr>
+            </w:pPr>
+          </w:p>
+        </w:tc>
+        <w:tc>
+          <w:tcPr>
+            <w:tcW w:w="1567" w:type="pct"/>
+          </w:tcPr>
+          <w:p>
+            <w:pPr>
+              <w:rPr>
+                <w:rStyle w:val="VnbanChdanhsn"/>
+                <w:rFonts w:asciiTheme="majorHAnsi" w:eastAsiaTheme="minorEastAsia" w:hAnsiTheme="majorHAnsi" w:cstheme="majorHAnsi"/>
+                <w:noProof w:val="0"/>
+              </w:rPr>
+            </w:pPr>
+          </w:p>
+        </w:tc>
+        <w:tc>
+          <w:tcPr>
+            <w:tcW w:w="1019" w:type="pct"/>
+          </w:tcPr>
+          <w:p>
+            <w:pPr>
+              <w:rPr>
+                <w:rStyle w:val="VnbanChdanhsn"/>
+                <w:rFonts w:asciiTheme="majorHAnsi" w:eastAsiaTheme="minorEastAsia" w:hAnsiTheme="majorHAnsi" w:cstheme="majorHAnsi"/>
                 <w:noProof w:val="0"/>
               </w:rPr>
             </w:pPr>
@@ -3475,13 +3356,13 @@
       <w:tr>
         <w:tc>
           <w:tcPr>
-            <w:tcW w:w="1083" w:type="pct"/>
-          </w:tcPr>
-          <w:p>
-            <w:pPr>
-              <w:rPr>
-                <w:rStyle w:val="VnbanChdanhsn"/>
-                <w:rFonts w:asciiTheme="minorHAnsi" w:eastAsiaTheme="minorEastAsia" w:hAnsiTheme="minorHAnsi"/>
+            <w:tcW w:w="1007" w:type="pct"/>
+          </w:tcPr>
+          <w:p>
+            <w:pPr>
+              <w:rPr>
+                <w:rStyle w:val="VnbanChdanhsn"/>
+                <w:rFonts w:asciiTheme="majorHAnsi" w:eastAsiaTheme="minorEastAsia" w:hAnsiTheme="majorHAnsi" w:cstheme="majorHAnsi"/>
                 <w:b/>
                 <w:bCs/>
                 <w:noProof w:val="0"/>
@@ -3489,7 +3370,7 @@
             </w:pPr>
             <w:r>
               <w:rPr>
-                <w:rFonts w:asciiTheme="minorHAnsi" w:eastAsiaTheme="minorEastAsia" w:hAnsiTheme="minorHAnsi"/>
+                <w:rFonts w:asciiTheme="majorHAnsi" w:eastAsiaTheme="minorEastAsia" w:hAnsiTheme="majorHAnsi" w:cstheme="majorHAnsi"/>
                 <w:noProof w:val="0"/>
                 <w:color w:val="666666"/>
               </w:rPr>
@@ -3499,41 +3380,55 @@
         </w:tc>
         <w:tc>
           <w:tcPr>
-            <w:tcW w:w="965" w:type="pct"/>
-          </w:tcPr>
-          <w:p>
-            <w:pPr>
-              <w:rPr>
-                <w:rStyle w:val="VnbanChdanhsn"/>
-                <w:rFonts w:asciiTheme="minorHAnsi" w:eastAsiaTheme="minorEastAsia" w:hAnsiTheme="minorHAnsi"/>
-                <w:noProof w:val="0"/>
-              </w:rPr>
-            </w:pPr>
-          </w:p>
-        </w:tc>
-        <w:tc>
-          <w:tcPr>
-            <w:tcW w:w="913" w:type="pct"/>
-          </w:tcPr>
-          <w:p>
-            <w:pPr>
-              <w:rPr>
-                <w:rStyle w:val="VnbanChdanhsn"/>
-                <w:rFonts w:asciiTheme="minorHAnsi" w:eastAsiaTheme="minorEastAsia" w:hAnsiTheme="minorHAnsi"/>
-                <w:noProof w:val="0"/>
-              </w:rPr>
-            </w:pPr>
-          </w:p>
-        </w:tc>
-        <w:tc>
-          <w:tcPr>
-            <w:tcW w:w="2039" w:type="pct"/>
-          </w:tcPr>
-          <w:p>
-            <w:pPr>
-              <w:rPr>
-                <w:rStyle w:val="VnbanChdanhsn"/>
-                <w:rFonts w:asciiTheme="minorHAnsi" w:eastAsiaTheme="minorEastAsia" w:hAnsiTheme="minorHAnsi"/>
+            <w:tcW w:w="565" w:type="pct"/>
+          </w:tcPr>
+          <w:p>
+            <w:pPr>
+              <w:rPr>
+                <w:rStyle w:val="VnbanChdanhsn"/>
+                <w:rFonts w:asciiTheme="majorHAnsi" w:eastAsiaTheme="minorEastAsia" w:hAnsiTheme="majorHAnsi" w:cstheme="majorHAnsi"/>
+                <w:noProof w:val="0"/>
+              </w:rPr>
+            </w:pPr>
+          </w:p>
+        </w:tc>
+        <w:tc>
+          <w:tcPr>
+            <w:tcW w:w="842" w:type="pct"/>
+          </w:tcPr>
+          <w:p>
+            <w:pPr>
+              <w:rPr>
+                <w:rStyle w:val="VnbanChdanhsn"/>
+                <w:rFonts w:asciiTheme="majorHAnsi" w:eastAsiaTheme="minorEastAsia" w:hAnsiTheme="majorHAnsi" w:cstheme="majorHAnsi"/>
+                <w:noProof w:val="0"/>
+              </w:rPr>
+            </w:pPr>
+          </w:p>
+        </w:tc>
+        <w:tc>
+          <w:tcPr>
+            <w:tcW w:w="1567" w:type="pct"/>
+          </w:tcPr>
+          <w:p>
+            <w:pPr>
+              <w:rPr>
+                <w:rStyle w:val="VnbanChdanhsn"/>
+                <w:rFonts w:asciiTheme="majorHAnsi" w:eastAsiaTheme="minorEastAsia" w:hAnsiTheme="majorHAnsi" w:cstheme="majorHAnsi"/>
+                <w:noProof w:val="0"/>
+              </w:rPr>
+            </w:pPr>
+          </w:p>
+        </w:tc>
+        <w:tc>
+          <w:tcPr>
+            <w:tcW w:w="1019" w:type="pct"/>
+          </w:tcPr>
+          <w:p>
+            <w:pPr>
+              <w:rPr>
+                <w:rStyle w:val="VnbanChdanhsn"/>
+                <w:rFonts w:asciiTheme="majorHAnsi" w:eastAsiaTheme="minorEastAsia" w:hAnsiTheme="majorHAnsi" w:cstheme="majorHAnsi"/>
                 <w:noProof w:val="0"/>
               </w:rPr>
             </w:pPr>
@@ -3543,19 +3438,19 @@
       <w:tr>
         <w:tc>
           <w:tcPr>
-            <w:tcW w:w="1083" w:type="pct"/>
-          </w:tcPr>
-          <w:p>
-            <w:pPr>
-              <w:rPr>
-                <w:rStyle w:val="VnbanChdanhsn"/>
-                <w:rFonts w:asciiTheme="minorHAnsi" w:eastAsiaTheme="minorEastAsia" w:hAnsiTheme="minorHAnsi"/>
-                <w:noProof w:val="0"/>
-              </w:rPr>
-            </w:pPr>
-            <w:r>
-              <w:rPr>
-                <w:rFonts w:asciiTheme="minorHAnsi" w:eastAsiaTheme="minorEastAsia" w:hAnsiTheme="minorHAnsi"/>
+            <w:tcW w:w="1007" w:type="pct"/>
+          </w:tcPr>
+          <w:p>
+            <w:pPr>
+              <w:rPr>
+                <w:rStyle w:val="VnbanChdanhsn"/>
+                <w:rFonts w:asciiTheme="majorHAnsi" w:eastAsiaTheme="minorEastAsia" w:hAnsiTheme="majorHAnsi" w:cstheme="majorHAnsi"/>
+                <w:noProof w:val="0"/>
+              </w:rPr>
+            </w:pPr>
+            <w:r>
+              <w:rPr>
+                <w:rFonts w:asciiTheme="majorHAnsi" w:eastAsiaTheme="minorEastAsia" w:hAnsiTheme="majorHAnsi" w:cstheme="majorHAnsi"/>
                 <w:noProof w:val="0"/>
                 <w:color w:val="666666"/>
               </w:rPr>
@@ -3565,41 +3460,55 @@
         </w:tc>
         <w:tc>
           <w:tcPr>
-            <w:tcW w:w="965" w:type="pct"/>
-          </w:tcPr>
-          <w:p>
-            <w:pPr>
-              <w:rPr>
-                <w:rStyle w:val="VnbanChdanhsn"/>
-                <w:rFonts w:asciiTheme="minorHAnsi" w:eastAsiaTheme="minorEastAsia" w:hAnsiTheme="minorHAnsi"/>
-                <w:noProof w:val="0"/>
-              </w:rPr>
-            </w:pPr>
-          </w:p>
-        </w:tc>
-        <w:tc>
-          <w:tcPr>
-            <w:tcW w:w="913" w:type="pct"/>
-          </w:tcPr>
-          <w:p>
-            <w:pPr>
-              <w:rPr>
-                <w:rStyle w:val="VnbanChdanhsn"/>
-                <w:rFonts w:asciiTheme="minorHAnsi" w:eastAsiaTheme="minorEastAsia" w:hAnsiTheme="minorHAnsi"/>
-                <w:noProof w:val="0"/>
-              </w:rPr>
-            </w:pPr>
-          </w:p>
-        </w:tc>
-        <w:tc>
-          <w:tcPr>
-            <w:tcW w:w="2039" w:type="pct"/>
-          </w:tcPr>
-          <w:p>
-            <w:pPr>
-              <w:rPr>
-                <w:rStyle w:val="VnbanChdanhsn"/>
-                <w:rFonts w:asciiTheme="minorHAnsi" w:eastAsiaTheme="minorEastAsia" w:hAnsiTheme="minorHAnsi"/>
+            <w:tcW w:w="565" w:type="pct"/>
+          </w:tcPr>
+          <w:p>
+            <w:pPr>
+              <w:rPr>
+                <w:rStyle w:val="VnbanChdanhsn"/>
+                <w:rFonts w:asciiTheme="majorHAnsi" w:eastAsiaTheme="minorEastAsia" w:hAnsiTheme="majorHAnsi" w:cstheme="majorHAnsi"/>
+                <w:noProof w:val="0"/>
+              </w:rPr>
+            </w:pPr>
+          </w:p>
+        </w:tc>
+        <w:tc>
+          <w:tcPr>
+            <w:tcW w:w="842" w:type="pct"/>
+          </w:tcPr>
+          <w:p>
+            <w:pPr>
+              <w:rPr>
+                <w:rStyle w:val="VnbanChdanhsn"/>
+                <w:rFonts w:asciiTheme="majorHAnsi" w:eastAsiaTheme="minorEastAsia" w:hAnsiTheme="majorHAnsi" w:cstheme="majorHAnsi"/>
+                <w:noProof w:val="0"/>
+              </w:rPr>
+            </w:pPr>
+          </w:p>
+        </w:tc>
+        <w:tc>
+          <w:tcPr>
+            <w:tcW w:w="1567" w:type="pct"/>
+          </w:tcPr>
+          <w:p>
+            <w:pPr>
+              <w:rPr>
+                <w:rStyle w:val="VnbanChdanhsn"/>
+                <w:rFonts w:asciiTheme="majorHAnsi" w:eastAsiaTheme="minorEastAsia" w:hAnsiTheme="majorHAnsi" w:cstheme="majorHAnsi"/>
+                <w:noProof w:val="0"/>
+              </w:rPr>
+            </w:pPr>
+          </w:p>
+        </w:tc>
+        <w:tc>
+          <w:tcPr>
+            <w:tcW w:w="1019" w:type="pct"/>
+          </w:tcPr>
+          <w:p>
+            <w:pPr>
+              <w:rPr>
+                <w:rStyle w:val="VnbanChdanhsn"/>
+                <w:rFonts w:asciiTheme="majorHAnsi" w:eastAsiaTheme="minorEastAsia" w:hAnsiTheme="majorHAnsi" w:cstheme="majorHAnsi"/>
                 <w:noProof w:val="0"/>
               </w:rPr>
             </w:pPr>
@@ -3609,41 +3518,55 @@
       <w:tr>
         <w:tc>
           <w:tcPr>
-            <w:tcW w:w="1083" w:type="pct"/>
-          </w:tcPr>
-          <w:p>
-            <w:pPr>
-              <w:rPr>
-                <w:rStyle w:val="VnbanChdanhsn"/>
-                <w:rFonts w:asciiTheme="minorHAnsi" w:eastAsiaTheme="minorEastAsia" w:hAnsiTheme="minorHAnsi"/>
-                <w:noProof w:val="0"/>
-              </w:rPr>
-            </w:pPr>
-          </w:p>
-        </w:tc>
-        <w:tc>
-          <w:tcPr>
-            <w:tcW w:w="965" w:type="pct"/>
-          </w:tcPr>
-          <w:p>
-            <w:pPr>
-              <w:rPr>
-                <w:rStyle w:val="VnbanChdanhsn"/>
-                <w:rFonts w:asciiTheme="minorHAnsi" w:eastAsiaTheme="minorEastAsia" w:hAnsiTheme="minorHAnsi"/>
-                <w:noProof w:val="0"/>
-              </w:rPr>
-            </w:pPr>
-          </w:p>
-        </w:tc>
-        <w:tc>
-          <w:tcPr>
-            <w:tcW w:w="913" w:type="pct"/>
-          </w:tcPr>
-          <w:p>
-            <w:pPr>
-              <w:rPr>
-                <w:rStyle w:val="VnbanChdanhsn"/>
-                <w:rFonts w:asciiTheme="minorHAnsi" w:eastAsiaTheme="minorEastAsia" w:hAnsiTheme="minorHAnsi"/>
+            <w:tcW w:w="1007" w:type="pct"/>
+          </w:tcPr>
+          <w:p>
+            <w:pPr>
+              <w:rPr>
+                <w:rStyle w:val="VnbanChdanhsn"/>
+                <w:rFonts w:asciiTheme="majorHAnsi" w:eastAsiaTheme="minorEastAsia" w:hAnsiTheme="majorHAnsi" w:cstheme="majorHAnsi"/>
+                <w:noProof w:val="0"/>
+              </w:rPr>
+            </w:pPr>
+          </w:p>
+        </w:tc>
+        <w:tc>
+          <w:tcPr>
+            <w:tcW w:w="565" w:type="pct"/>
+          </w:tcPr>
+          <w:p>
+            <w:pPr>
+              <w:rPr>
+                <w:rStyle w:val="VnbanChdanhsn"/>
+                <w:rFonts w:asciiTheme="majorHAnsi" w:eastAsiaTheme="minorEastAsia" w:hAnsiTheme="majorHAnsi" w:cstheme="majorHAnsi"/>
+                <w:noProof w:val="0"/>
+              </w:rPr>
+            </w:pPr>
+          </w:p>
+        </w:tc>
+        <w:tc>
+          <w:tcPr>
+            <w:tcW w:w="842" w:type="pct"/>
+          </w:tcPr>
+          <w:p>
+            <w:pPr>
+              <w:rPr>
+                <w:rStyle w:val="VnbanChdanhsn"/>
+                <w:rFonts w:asciiTheme="majorHAnsi" w:eastAsiaTheme="minorEastAsia" w:hAnsiTheme="majorHAnsi" w:cstheme="majorHAnsi"/>
+                <w:noProof w:val="0"/>
+              </w:rPr>
+            </w:pPr>
+          </w:p>
+        </w:tc>
+        <w:tc>
+          <w:tcPr>
+            <w:tcW w:w="1567" w:type="pct"/>
+          </w:tcPr>
+          <w:p>
+            <w:pPr>
+              <w:rPr>
+                <w:rStyle w:val="VnbanChdanhsn"/>
+                <w:rFonts w:asciiTheme="majorHAnsi" w:eastAsiaTheme="minorEastAsia" w:hAnsiTheme="majorHAnsi" w:cstheme="majorHAnsi"/>
                 <w:noProof w:val="0"/>
               </w:rPr>
             </w:pPr>
@@ -3651,16 +3574,31 @@
             <w:r>
               <w:rPr>
                 <w:rStyle w:val="VnbanChdanhsn"/>
-                <w:rFonts w:asciiTheme="minorHAnsi" w:eastAsiaTheme="minorEastAsia" w:hAnsiTheme="minorHAnsi"/>
-                <w:noProof w:val="0"/>
-              </w:rPr>
-              <w:t>infoGain</w:t>
+                <w:rFonts w:asciiTheme="majorHAnsi" w:eastAsiaTheme="minorEastAsia" w:hAnsiTheme="majorHAnsi" w:cstheme="majorHAnsi"/>
+                <w:noProof w:val="0"/>
+              </w:rPr>
+              <w:t>t</w:t>
+            </w:r>
+            <w:r>
+              <w:rPr>
+                <w:rStyle w:val="VnbanChdanhsn"/>
+                <w:rFonts w:asciiTheme="majorHAnsi" w:hAnsiTheme="majorHAnsi" w:cstheme="majorHAnsi"/>
+              </w:rPr>
+              <w:t>apDuLieu.getI</w:t>
+            </w:r>
+            <w:r>
+              <w:rPr>
+                <w:rStyle w:val="VnbanChdanhsn"/>
+                <w:rFonts w:asciiTheme="majorHAnsi" w:eastAsiaTheme="minorEastAsia" w:hAnsiTheme="majorHAnsi" w:cstheme="majorHAnsi"/>
+                <w:noProof w:val="0"/>
+              </w:rPr>
+              <w:t>nfoGain</w:t>
             </w:r>
             <w:proofErr w:type="spellEnd"/>
             <w:r>
               <w:rPr>
                 <w:rStyle w:val="VnbanChdanhsn"/>
-                <w:rFonts w:asciiTheme="minorHAnsi" w:eastAsiaTheme="minorEastAsia" w:hAnsiTheme="minorHAnsi"/>
+                <w:rFonts w:asciiTheme="majorHAnsi" w:eastAsiaTheme="minorEastAsia" w:hAnsiTheme="majorHAnsi" w:cstheme="majorHAnsi"/>
                 <w:noProof w:val="0"/>
               </w:rPr>
               <w:t>(A</w:t>
@@ -3668,14 +3606,14 @@
             <w:r>
               <w:rPr>
                 <w:rStyle w:val="VnbanChdanhsn"/>
-                <w:rFonts w:eastAsiaTheme="minorEastAsia"/>
+                <w:rFonts w:asciiTheme="majorHAnsi" w:eastAsiaTheme="minorEastAsia" w:hAnsiTheme="majorHAnsi" w:cstheme="majorHAnsi"/>
               </w:rPr>
               <w:t>)</w:t>
             </w:r>
             <w:r>
               <w:rPr>
                 <w:rStyle w:val="VnbanChdanhsn"/>
-                <w:rFonts w:asciiTheme="minorHAnsi" w:eastAsiaTheme="minorEastAsia" w:hAnsiTheme="minorHAnsi"/>
+                <w:rFonts w:asciiTheme="majorHAnsi" w:eastAsiaTheme="minorEastAsia" w:hAnsiTheme="majorHAnsi" w:cstheme="majorHAnsi"/>
                 <w:noProof w:val="0"/>
               </w:rPr>
               <w:t>=</w:t>
@@ -3684,20 +3622,20 @@
         </w:tc>
         <w:tc>
           <w:tcPr>
-            <w:tcW w:w="2039" w:type="pct"/>
-          </w:tcPr>
-          <w:p>
-            <w:pPr>
-              <w:rPr>
-                <w:rStyle w:val="VnbanChdanhsn"/>
-                <w:rFonts w:asciiTheme="minorHAnsi" w:eastAsiaTheme="minorEastAsia" w:hAnsiTheme="minorHAnsi"/>
-                <w:noProof w:val="0"/>
-              </w:rPr>
-            </w:pPr>
-            <w:r>
-              <w:rPr>
-                <w:rStyle w:val="VnbanChdanhsn"/>
-                <w:rFonts w:asciiTheme="minorHAnsi" w:eastAsiaTheme="minorEastAsia" w:hAnsiTheme="minorHAnsi"/>
+            <w:tcW w:w="1019" w:type="pct"/>
+          </w:tcPr>
+          <w:p>
+            <w:pPr>
+              <w:rPr>
+                <w:rStyle w:val="VnbanChdanhsn"/>
+                <w:rFonts w:asciiTheme="majorHAnsi" w:eastAsiaTheme="minorEastAsia" w:hAnsiTheme="majorHAnsi" w:cstheme="majorHAnsi"/>
+                <w:noProof w:val="0"/>
+              </w:rPr>
+            </w:pPr>
+            <w:r>
+              <w:rPr>
+                <w:rStyle w:val="VnbanChdanhsn"/>
+                <w:rFonts w:asciiTheme="majorHAnsi" w:eastAsiaTheme="minorEastAsia" w:hAnsiTheme="majorHAnsi" w:cstheme="majorHAnsi"/>
                 <w:noProof w:val="0"/>
               </w:rPr>
               <w:t>…</w:t>
@@ -3706,12 +3644,29 @@
         </w:tc>
       </w:tr>
     </w:tbl>
-    <w:p/>
     <w:p>
+      <w:pPr>
+        <w:rPr>
+          <w:rFonts w:asciiTheme="majorHAnsi" w:hAnsiTheme="majorHAnsi" w:cstheme="majorHAnsi"/>
+        </w:rPr>
+      </w:pPr>
+    </w:p>
+    <w:p>
+      <w:pPr>
+        <w:rPr>
+          <w:rFonts w:asciiTheme="majorHAnsi" w:hAnsiTheme="majorHAnsi" w:cstheme="majorHAnsi"/>
+        </w:rPr>
+      </w:pPr>
       <w:r>
+        <w:rPr>
+          <w:rFonts w:asciiTheme="majorHAnsi" w:hAnsiTheme="majorHAnsi" w:cstheme="majorHAnsi"/>
+        </w:rPr>
         <w:t>tapDuLieu.bangSplitInfo</w:t>
       </w:r>
       <w:r>
+        <w:rPr>
+          <w:rFonts w:asciiTheme="majorHAnsi" w:hAnsiTheme="majorHAnsi" w:cstheme="majorHAnsi"/>
+        </w:rPr>
         <w:t>(A)</w:t>
       </w:r>
     </w:p>
@@ -3736,14 +3691,14 @@
             <w:pPr>
               <w:rPr>
                 <w:rStyle w:val="VnbanChdanhsn"/>
-                <w:rFonts w:asciiTheme="minorHAnsi" w:eastAsiaTheme="minorEastAsia" w:hAnsiTheme="minorHAnsi"/>
+                <w:rFonts w:asciiTheme="majorHAnsi" w:eastAsiaTheme="minorEastAsia" w:hAnsiTheme="majorHAnsi" w:cstheme="majorHAnsi"/>
                 <w:noProof w:val="0"/>
               </w:rPr>
             </w:pPr>
             <w:proofErr w:type="spellStart"/>
             <w:r>
               <w:rPr>
-                <w:rFonts w:asciiTheme="minorHAnsi" w:eastAsiaTheme="minorEastAsia" w:hAnsiTheme="minorHAnsi"/>
+                <w:rFonts w:asciiTheme="majorHAnsi" w:eastAsiaTheme="minorEastAsia" w:hAnsiTheme="majorHAnsi" w:cstheme="majorHAnsi"/>
                 <w:noProof w:val="0"/>
                 <w:color w:val="666666"/>
               </w:rPr>
@@ -3751,7 +3706,7 @@
             </w:r>
             <w:r>
               <w:rPr>
-                <w:rFonts w:asciiTheme="minorHAnsi" w:eastAsiaTheme="minorEastAsia" w:hAnsiTheme="minorHAnsi"/>
+                <w:rFonts w:asciiTheme="majorHAnsi" w:eastAsiaTheme="minorEastAsia" w:hAnsiTheme="majorHAnsi" w:cstheme="majorHAnsi"/>
                 <w:noProof w:val="0"/>
                 <w:color w:val="666666"/>
               </w:rPr>
@@ -3768,7 +3723,7 @@
             <w:pPr>
               <w:rPr>
                 <w:rStyle w:val="VnbanChdanhsn"/>
-                <w:rFonts w:asciiTheme="minorHAnsi" w:eastAsiaTheme="minorEastAsia" w:hAnsiTheme="minorHAnsi"/>
+                <w:rFonts w:asciiTheme="majorHAnsi" w:eastAsiaTheme="minorEastAsia" w:hAnsiTheme="majorHAnsi" w:cstheme="majorHAnsi"/>
                 <w:noProof w:val="0"/>
               </w:rPr>
             </w:pPr>
@@ -3776,7 +3731,7 @@
             <w:r>
               <w:rPr>
                 <w:rStyle w:val="VnbanChdanhsn"/>
-                <w:rFonts w:asciiTheme="minorHAnsi" w:eastAsiaTheme="minorEastAsia" w:hAnsiTheme="minorHAnsi"/>
+                <w:rFonts w:asciiTheme="majorHAnsi" w:eastAsiaTheme="minorEastAsia" w:hAnsiTheme="majorHAnsi" w:cstheme="majorHAnsi"/>
                 <w:noProof w:val="0"/>
               </w:rPr>
               <w:t>s</w:t>
@@ -3784,6 +3739,7 @@
             <w:r>
               <w:rPr>
                 <w:rStyle w:val="VnbanChdanhsn"/>
+                <w:rFonts w:asciiTheme="majorHAnsi" w:hAnsiTheme="majorHAnsi" w:cstheme="majorHAnsi"/>
               </w:rPr>
               <w:t>oLuong</w:t>
             </w:r>
@@ -3798,17 +3754,17 @@
             <w:pPr>
               <w:rPr>
                 <w:rStyle w:val="VnbanChdanhsn"/>
-                <w:rFonts w:asciiTheme="minorHAnsi" w:eastAsiaTheme="minorEastAsia" w:hAnsiTheme="minorHAnsi"/>
-                <w:noProof w:val="0"/>
-              </w:rPr>
-            </w:pPr>
-            <w:r>
-              <w:rPr>
-                <w:rStyle w:val="VnbanChdanhsn"/>
-                <w:rFonts w:asciiTheme="minorHAnsi" w:eastAsiaTheme="minorEastAsia" w:hAnsiTheme="minorHAnsi"/>
-                <w:noProof w:val="0"/>
-              </w:rPr>
-              <w:t>p</w:t>
+                <w:rFonts w:asciiTheme="majorHAnsi" w:eastAsiaTheme="minorEastAsia" w:hAnsiTheme="majorHAnsi" w:cstheme="majorHAnsi"/>
+                <w:noProof w:val="0"/>
+              </w:rPr>
+            </w:pPr>
+            <w:r>
+              <w:rPr>
+                <w:rStyle w:val="VnbanChdanhsn"/>
+                <w:rFonts w:asciiTheme="majorHAnsi" w:eastAsiaTheme="minorEastAsia" w:hAnsiTheme="majorHAnsi" w:cstheme="majorHAnsi"/>
+                <w:noProof w:val="0"/>
+              </w:rPr>
+              <w:t>P</w:t>
             </w:r>
           </w:p>
         </w:tc>
@@ -3820,14 +3776,14 @@
             <w:pPr>
               <w:rPr>
                 <w:rStyle w:val="VnbanChdanhsn"/>
-                <w:rFonts w:asciiTheme="minorHAnsi" w:eastAsiaTheme="minorEastAsia" w:hAnsiTheme="minorHAnsi"/>
-                <w:noProof w:val="0"/>
-              </w:rPr>
-            </w:pPr>
-            <w:r>
-              <w:rPr>
-                <w:rStyle w:val="VnbanChdanhsn"/>
-                <w:rFonts w:asciiTheme="minorHAnsi" w:eastAsiaTheme="minorEastAsia" w:hAnsiTheme="minorHAnsi"/>
+                <w:rFonts w:asciiTheme="majorHAnsi" w:eastAsiaTheme="minorEastAsia" w:hAnsiTheme="majorHAnsi" w:cstheme="majorHAnsi"/>
+                <w:noProof w:val="0"/>
+              </w:rPr>
+            </w:pPr>
+            <w:r>
+              <w:rPr>
+                <w:rStyle w:val="VnbanChdanhsn"/>
+                <w:rFonts w:asciiTheme="majorHAnsi" w:eastAsiaTheme="minorEastAsia" w:hAnsiTheme="majorHAnsi" w:cstheme="majorHAnsi"/>
                 <w:noProof w:val="0"/>
               </w:rPr>
               <w:t>p*log(p)</w:t>
@@ -3844,13 +3800,13 @@
             <w:pPr>
               <w:rPr>
                 <w:rStyle w:val="VnbanChdanhsn"/>
-                <w:rFonts w:asciiTheme="minorHAnsi" w:eastAsiaTheme="minorEastAsia" w:hAnsiTheme="minorHAnsi"/>
-                <w:noProof w:val="0"/>
-              </w:rPr>
-            </w:pPr>
-            <w:r>
-              <w:rPr>
-                <w:rFonts w:asciiTheme="minorHAnsi" w:eastAsiaTheme="minorEastAsia" w:hAnsiTheme="minorHAnsi"/>
+                <w:rFonts w:asciiTheme="majorHAnsi" w:eastAsiaTheme="minorEastAsia" w:hAnsiTheme="majorHAnsi" w:cstheme="majorHAnsi"/>
+                <w:noProof w:val="0"/>
+              </w:rPr>
+            </w:pPr>
+            <w:r>
+              <w:rPr>
+                <w:rFonts w:asciiTheme="majorHAnsi" w:eastAsiaTheme="minorEastAsia" w:hAnsiTheme="majorHAnsi" w:cstheme="majorHAnsi"/>
                 <w:noProof w:val="0"/>
                 <w:color w:val="666666"/>
               </w:rPr>
@@ -3858,7 +3814,7 @@
             </w:r>
             <w:r>
               <w:rPr>
-                <w:rFonts w:asciiTheme="minorHAnsi" w:eastAsiaTheme="minorEastAsia" w:hAnsiTheme="minorHAnsi"/>
+                <w:rFonts w:asciiTheme="majorHAnsi" w:eastAsiaTheme="minorEastAsia" w:hAnsiTheme="majorHAnsi" w:cstheme="majorHAnsi"/>
                 <w:noProof w:val="0"/>
                 <w:color w:val="666666"/>
               </w:rPr>
@@ -3874,7 +3830,7 @@
             <w:pPr>
               <w:rPr>
                 <w:rStyle w:val="VnbanChdanhsn"/>
-                <w:rFonts w:asciiTheme="minorHAnsi" w:eastAsiaTheme="minorEastAsia" w:hAnsiTheme="minorHAnsi"/>
+                <w:rFonts w:asciiTheme="majorHAnsi" w:eastAsiaTheme="minorEastAsia" w:hAnsiTheme="majorHAnsi" w:cstheme="majorHAnsi"/>
                 <w:noProof w:val="0"/>
               </w:rPr>
             </w:pPr>
@@ -3888,7 +3844,7 @@
             <w:pPr>
               <w:rPr>
                 <w:rStyle w:val="VnbanChdanhsn"/>
-                <w:rFonts w:asciiTheme="minorHAnsi" w:eastAsiaTheme="minorEastAsia" w:hAnsiTheme="minorHAnsi"/>
+                <w:rFonts w:asciiTheme="majorHAnsi" w:eastAsiaTheme="minorEastAsia" w:hAnsiTheme="majorHAnsi" w:cstheme="majorHAnsi"/>
                 <w:noProof w:val="0"/>
               </w:rPr>
             </w:pPr>
@@ -3902,7 +3858,7 @@
             <w:pPr>
               <w:rPr>
                 <w:rStyle w:val="VnbanChdanhsn"/>
-                <w:rFonts w:asciiTheme="minorHAnsi" w:eastAsiaTheme="minorEastAsia" w:hAnsiTheme="minorHAnsi"/>
+                <w:rFonts w:asciiTheme="majorHAnsi" w:eastAsiaTheme="minorEastAsia" w:hAnsiTheme="majorHAnsi" w:cstheme="majorHAnsi"/>
                 <w:noProof w:val="0"/>
               </w:rPr>
             </w:pPr>
@@ -3918,7 +3874,7 @@
             <w:pPr>
               <w:rPr>
                 <w:rStyle w:val="VnbanChdanhsn"/>
-                <w:rFonts w:asciiTheme="minorHAnsi" w:eastAsiaTheme="minorEastAsia" w:hAnsiTheme="minorHAnsi"/>
+                <w:rFonts w:asciiTheme="majorHAnsi" w:eastAsiaTheme="minorEastAsia" w:hAnsiTheme="majorHAnsi" w:cstheme="majorHAnsi"/>
                 <w:b/>
                 <w:bCs/>
                 <w:noProof w:val="0"/>
@@ -3926,7 +3882,7 @@
             </w:pPr>
             <w:r>
               <w:rPr>
-                <w:rFonts w:asciiTheme="minorHAnsi" w:eastAsiaTheme="minorEastAsia" w:hAnsiTheme="minorHAnsi"/>
+                <w:rFonts w:asciiTheme="majorHAnsi" w:eastAsiaTheme="minorEastAsia" w:hAnsiTheme="majorHAnsi" w:cstheme="majorHAnsi"/>
                 <w:noProof w:val="0"/>
                 <w:color w:val="666666"/>
               </w:rPr>
@@ -3934,7 +3890,7 @@
             </w:r>
             <w:r>
               <w:rPr>
-                <w:rFonts w:asciiTheme="minorHAnsi" w:eastAsiaTheme="minorEastAsia" w:hAnsiTheme="minorHAnsi"/>
+                <w:rFonts w:asciiTheme="majorHAnsi" w:eastAsiaTheme="minorEastAsia" w:hAnsiTheme="majorHAnsi" w:cstheme="majorHAnsi"/>
                 <w:noProof w:val="0"/>
                 <w:color w:val="666666"/>
               </w:rPr>
@@ -3950,7 +3906,7 @@
             <w:pPr>
               <w:rPr>
                 <w:rStyle w:val="VnbanChdanhsn"/>
-                <w:rFonts w:asciiTheme="minorHAnsi" w:eastAsiaTheme="minorEastAsia" w:hAnsiTheme="minorHAnsi"/>
+                <w:rFonts w:asciiTheme="majorHAnsi" w:eastAsiaTheme="minorEastAsia" w:hAnsiTheme="majorHAnsi" w:cstheme="majorHAnsi"/>
                 <w:noProof w:val="0"/>
               </w:rPr>
             </w:pPr>
@@ -3964,7 +3920,7 @@
             <w:pPr>
               <w:rPr>
                 <w:rStyle w:val="VnbanChdanhsn"/>
-                <w:rFonts w:asciiTheme="minorHAnsi" w:eastAsiaTheme="minorEastAsia" w:hAnsiTheme="minorHAnsi"/>
+                <w:rFonts w:asciiTheme="majorHAnsi" w:eastAsiaTheme="minorEastAsia" w:hAnsiTheme="majorHAnsi" w:cstheme="majorHAnsi"/>
                 <w:noProof w:val="0"/>
               </w:rPr>
             </w:pPr>
@@ -3978,7 +3934,7 @@
             <w:pPr>
               <w:rPr>
                 <w:rStyle w:val="VnbanChdanhsn"/>
-                <w:rFonts w:asciiTheme="minorHAnsi" w:eastAsiaTheme="minorEastAsia" w:hAnsiTheme="minorHAnsi"/>
+                <w:rFonts w:asciiTheme="majorHAnsi" w:eastAsiaTheme="minorEastAsia" w:hAnsiTheme="majorHAnsi" w:cstheme="majorHAnsi"/>
                 <w:noProof w:val="0"/>
               </w:rPr>
             </w:pPr>
@@ -3994,13 +3950,13 @@
             <w:pPr>
               <w:rPr>
                 <w:rStyle w:val="VnbanChdanhsn"/>
-                <w:rFonts w:asciiTheme="minorHAnsi" w:eastAsiaTheme="minorEastAsia" w:hAnsiTheme="minorHAnsi"/>
-                <w:noProof w:val="0"/>
-              </w:rPr>
-            </w:pPr>
-            <w:r>
-              <w:rPr>
-                <w:rFonts w:asciiTheme="minorHAnsi" w:eastAsiaTheme="minorEastAsia" w:hAnsiTheme="minorHAnsi"/>
+                <w:rFonts w:asciiTheme="majorHAnsi" w:eastAsiaTheme="minorEastAsia" w:hAnsiTheme="majorHAnsi" w:cstheme="majorHAnsi"/>
+                <w:noProof w:val="0"/>
+              </w:rPr>
+            </w:pPr>
+            <w:r>
+              <w:rPr>
+                <w:rFonts w:asciiTheme="majorHAnsi" w:eastAsiaTheme="minorEastAsia" w:hAnsiTheme="majorHAnsi" w:cstheme="majorHAnsi"/>
                 <w:noProof w:val="0"/>
                 <w:color w:val="666666"/>
               </w:rPr>
@@ -4016,7 +3972,7 @@
             <w:pPr>
               <w:rPr>
                 <w:rStyle w:val="VnbanChdanhsn"/>
-                <w:rFonts w:asciiTheme="minorHAnsi" w:eastAsiaTheme="minorEastAsia" w:hAnsiTheme="minorHAnsi"/>
+                <w:rFonts w:asciiTheme="majorHAnsi" w:eastAsiaTheme="minorEastAsia" w:hAnsiTheme="majorHAnsi" w:cstheme="majorHAnsi"/>
                 <w:noProof w:val="0"/>
               </w:rPr>
             </w:pPr>
@@ -4030,7 +3986,7 @@
             <w:pPr>
               <w:rPr>
                 <w:rStyle w:val="VnbanChdanhsn"/>
-                <w:rFonts w:asciiTheme="minorHAnsi" w:eastAsiaTheme="minorEastAsia" w:hAnsiTheme="minorHAnsi"/>
+                <w:rFonts w:asciiTheme="majorHAnsi" w:eastAsiaTheme="minorEastAsia" w:hAnsiTheme="majorHAnsi" w:cstheme="majorHAnsi"/>
                 <w:noProof w:val="0"/>
               </w:rPr>
             </w:pPr>
@@ -4044,7 +4000,7 @@
             <w:pPr>
               <w:rPr>
                 <w:rStyle w:val="VnbanChdanhsn"/>
-                <w:rFonts w:asciiTheme="minorHAnsi" w:eastAsiaTheme="minorEastAsia" w:hAnsiTheme="minorHAnsi"/>
+                <w:rFonts w:asciiTheme="majorHAnsi" w:eastAsiaTheme="minorEastAsia" w:hAnsiTheme="majorHAnsi" w:cstheme="majorHAnsi"/>
                 <w:noProof w:val="0"/>
               </w:rPr>
             </w:pPr>
@@ -4060,7 +4016,7 @@
             <w:pPr>
               <w:rPr>
                 <w:rStyle w:val="VnbanChdanhsn"/>
-                <w:rFonts w:asciiTheme="minorHAnsi" w:eastAsiaTheme="minorEastAsia" w:hAnsiTheme="minorHAnsi"/>
+                <w:rFonts w:asciiTheme="majorHAnsi" w:eastAsiaTheme="minorEastAsia" w:hAnsiTheme="majorHAnsi" w:cstheme="majorHAnsi"/>
                 <w:noProof w:val="0"/>
               </w:rPr>
             </w:pPr>
@@ -4074,7 +4030,7 @@
             <w:pPr>
               <w:rPr>
                 <w:rStyle w:val="VnbanChdanhsn"/>
-                <w:rFonts w:asciiTheme="minorHAnsi" w:eastAsiaTheme="minorEastAsia" w:hAnsiTheme="minorHAnsi"/>
+                <w:rFonts w:asciiTheme="majorHAnsi" w:eastAsiaTheme="minorEastAsia" w:hAnsiTheme="majorHAnsi" w:cstheme="majorHAnsi"/>
                 <w:noProof w:val="0"/>
               </w:rPr>
             </w:pPr>
@@ -4088,7 +4044,7 @@
             <w:pPr>
               <w:rPr>
                 <w:rStyle w:val="VnbanChdanhsn"/>
-                <w:rFonts w:asciiTheme="minorHAnsi" w:eastAsiaTheme="minorEastAsia" w:hAnsiTheme="minorHAnsi"/>
+                <w:rFonts w:asciiTheme="majorHAnsi" w:eastAsiaTheme="minorEastAsia" w:hAnsiTheme="majorHAnsi" w:cstheme="majorHAnsi"/>
                 <w:noProof w:val="0"/>
               </w:rPr>
             </w:pPr>
@@ -4096,16 +4052,31 @@
             <w:r>
               <w:rPr>
                 <w:rStyle w:val="VnbanChdanhsn"/>
-                <w:rFonts w:asciiTheme="minorHAnsi" w:eastAsiaTheme="minorEastAsia" w:hAnsiTheme="minorHAnsi"/>
-                <w:noProof w:val="0"/>
-              </w:rPr>
-              <w:t>splitInfo</w:t>
+                <w:rFonts w:asciiTheme="majorHAnsi" w:eastAsiaTheme="minorEastAsia" w:hAnsiTheme="majorHAnsi" w:cstheme="majorHAnsi"/>
+                <w:noProof w:val="0"/>
+              </w:rPr>
+              <w:t>t</w:t>
+            </w:r>
+            <w:r>
+              <w:rPr>
+                <w:rStyle w:val="VnbanChdanhsn"/>
+                <w:rFonts w:asciiTheme="majorHAnsi" w:hAnsiTheme="majorHAnsi" w:cstheme="majorHAnsi"/>
+              </w:rPr>
+              <w:t>apDuLieu.getS</w:t>
+            </w:r>
+            <w:r>
+              <w:rPr>
+                <w:rStyle w:val="VnbanChdanhsn"/>
+                <w:rFonts w:asciiTheme="majorHAnsi" w:eastAsiaTheme="minorEastAsia" w:hAnsiTheme="majorHAnsi" w:cstheme="majorHAnsi"/>
+                <w:noProof w:val="0"/>
+              </w:rPr>
+              <w:t>plitInfo</w:t>
             </w:r>
             <w:proofErr w:type="spellEnd"/>
             <w:r>
               <w:rPr>
                 <w:rStyle w:val="VnbanChdanhsn"/>
-                <w:rFonts w:asciiTheme="minorHAnsi" w:eastAsiaTheme="minorEastAsia" w:hAnsiTheme="minorHAnsi"/>
+                <w:rFonts w:asciiTheme="majorHAnsi" w:eastAsiaTheme="minorEastAsia" w:hAnsiTheme="majorHAnsi" w:cstheme="majorHAnsi"/>
                 <w:noProof w:val="0"/>
               </w:rPr>
               <w:t>(</w:t>
@@ -4113,14 +4084,14 @@
             <w:r>
               <w:rPr>
                 <w:rStyle w:val="VnbanChdanhsn"/>
-                <w:rFonts w:eastAsiaTheme="minorEastAsia"/>
+                <w:rFonts w:asciiTheme="majorHAnsi" w:eastAsiaTheme="minorEastAsia" w:hAnsiTheme="majorHAnsi" w:cstheme="majorHAnsi"/>
               </w:rPr>
               <w:t>A)</w:t>
             </w:r>
             <w:r>
               <w:rPr>
                 <w:rStyle w:val="VnbanChdanhsn"/>
-                <w:rFonts w:asciiTheme="minorHAnsi" w:eastAsiaTheme="minorEastAsia" w:hAnsiTheme="minorHAnsi"/>
+                <w:rFonts w:asciiTheme="majorHAnsi" w:eastAsiaTheme="minorEastAsia" w:hAnsiTheme="majorHAnsi" w:cstheme="majorHAnsi"/>
                 <w:noProof w:val="0"/>
               </w:rPr>
               <w:t>=</w:t>
@@ -4135,14 +4106,14 @@
             <w:pPr>
               <w:rPr>
                 <w:rStyle w:val="VnbanChdanhsn"/>
-                <w:rFonts w:asciiTheme="minorHAnsi" w:eastAsiaTheme="minorEastAsia" w:hAnsiTheme="minorHAnsi"/>
-                <w:noProof w:val="0"/>
-              </w:rPr>
-            </w:pPr>
-            <w:r>
-              <w:rPr>
-                <w:rStyle w:val="VnbanChdanhsn"/>
-                <w:rFonts w:asciiTheme="minorHAnsi" w:eastAsiaTheme="minorEastAsia" w:hAnsiTheme="minorHAnsi"/>
+                <w:rFonts w:asciiTheme="majorHAnsi" w:eastAsiaTheme="minorEastAsia" w:hAnsiTheme="majorHAnsi" w:cstheme="majorHAnsi"/>
+                <w:noProof w:val="0"/>
+              </w:rPr>
+            </w:pPr>
+            <w:r>
+              <w:rPr>
+                <w:rStyle w:val="VnbanChdanhsn"/>
+                <w:rFonts w:asciiTheme="majorHAnsi" w:eastAsiaTheme="minorEastAsia" w:hAnsiTheme="majorHAnsi" w:cstheme="majorHAnsi"/>
                 <w:noProof w:val="0"/>
               </w:rPr>
               <w:t>…</w:t>
@@ -4160,6 +4131,433 @@
         </w:rPr>
       </w:pPr>
     </w:p>
+    <w:p>
+      <w:pPr>
+        <w:rPr>
+          <w:rFonts w:asciiTheme="minorHAnsi" w:eastAsiaTheme="minorEastAsia" w:hAnsiTheme="minorHAnsi"/>
+          <w:noProof w:val="0"/>
+          <w:color w:val="666666"/>
+        </w:rPr>
+      </w:pPr>
+    </w:p>
+    <w:p>
+      <w:pPr>
+        <w:rPr>
+          <w:rFonts w:asciiTheme="minorHAnsi" w:eastAsiaTheme="minorEastAsia" w:hAnsiTheme="minorHAnsi"/>
+          <w:noProof w:val="0"/>
+          <w:color w:val="666666"/>
+        </w:rPr>
+      </w:pPr>
+      <w:proofErr w:type="spellStart"/>
+      <w:r>
+        <w:rPr>
+          <w:rFonts w:asciiTheme="minorHAnsi" w:eastAsiaTheme="minorEastAsia" w:hAnsiTheme="minorHAnsi"/>
+          <w:noProof w:val="0"/>
+          <w:color w:val="666666"/>
+        </w:rPr>
+        <w:t>tapDuLieu.bangSplitInfo</w:t>
+      </w:r>
+      <w:proofErr w:type="spellEnd"/>
+    </w:p>
+    <w:tbl>
+      <w:tblPr>
+        <w:tblStyle w:val="LiBang"/>
+        <w:tblW w:w="0" w:type="auto"/>
+        <w:tblLook w:val="04A0" w:firstRow="1" w:lastRow="0" w:firstColumn="1" w:lastColumn="0" w:noHBand="0" w:noVBand="1"/>
+      </w:tblPr>
+      <w:tblGrid>
+        <w:gridCol w:w="2005"/>
+        <w:gridCol w:w="1958"/>
+        <w:gridCol w:w="3012"/>
+        <w:gridCol w:w="2375"/>
+      </w:tblGrid>
+      <w:tr>
+        <w:tc>
+          <w:tcPr>
+            <w:tcW w:w="2005" w:type="dxa"/>
+          </w:tcPr>
+          <w:p>
+            <w:pPr>
+              <w:rPr>
+                <w:rStyle w:val="VnbanChdanhsn"/>
+                <w:rFonts w:asciiTheme="majorHAnsi" w:eastAsiaTheme="minorEastAsia" w:hAnsiTheme="majorHAnsi" w:cstheme="majorHAnsi"/>
+                <w:noProof w:val="0"/>
+              </w:rPr>
+            </w:pPr>
+            <w:proofErr w:type="spellStart"/>
+            <w:r>
+              <w:rPr>
+                <w:rFonts w:asciiTheme="majorHAnsi" w:eastAsiaTheme="minorEastAsia" w:hAnsiTheme="majorHAnsi" w:cstheme="majorHAnsi"/>
+                <w:noProof w:val="0"/>
+                <w:color w:val="666666"/>
+              </w:rPr>
+              <w:t>tapDuLieu</w:t>
+            </w:r>
+            <w:r>
+              <w:rPr>
+                <w:rFonts w:asciiTheme="majorHAnsi" w:eastAsiaTheme="minorEastAsia" w:hAnsiTheme="majorHAnsi" w:cstheme="majorHAnsi"/>
+                <w:noProof w:val="0"/>
+                <w:color w:val="666666"/>
+              </w:rPr>
+              <w:t>_tenCot</w:t>
+            </w:r>
+            <w:proofErr w:type="spellEnd"/>
+          </w:p>
+        </w:tc>
+        <w:tc>
+          <w:tcPr>
+            <w:tcW w:w="1958" w:type="dxa"/>
+          </w:tcPr>
+          <w:p>
+            <w:pPr>
+              <w:rPr>
+                <w:rStyle w:val="VnbanChdanhsn"/>
+                <w:rFonts w:asciiTheme="majorHAnsi" w:eastAsiaTheme="minorEastAsia" w:hAnsiTheme="majorHAnsi" w:cstheme="majorHAnsi"/>
+                <w:noProof w:val="0"/>
+              </w:rPr>
+            </w:pPr>
+            <w:proofErr w:type="spellStart"/>
+            <w:r>
+              <w:rPr>
+                <w:rStyle w:val="VnbanChdanhsn"/>
+                <w:rFonts w:asciiTheme="majorHAnsi" w:eastAsiaTheme="minorEastAsia" w:hAnsiTheme="majorHAnsi" w:cstheme="majorHAnsi"/>
+                <w:noProof w:val="0"/>
+              </w:rPr>
+              <w:t>infoGain</w:t>
+            </w:r>
+            <w:proofErr w:type="spellEnd"/>
+          </w:p>
+        </w:tc>
+        <w:tc>
+          <w:tcPr>
+            <w:tcW w:w="3012" w:type="dxa"/>
+          </w:tcPr>
+          <w:p>
+            <w:pPr>
+              <w:rPr>
+                <w:rStyle w:val="VnbanChdanhsn"/>
+                <w:rFonts w:asciiTheme="majorHAnsi" w:eastAsiaTheme="minorEastAsia" w:hAnsiTheme="majorHAnsi" w:cstheme="majorHAnsi"/>
+                <w:noProof w:val="0"/>
+              </w:rPr>
+            </w:pPr>
+            <w:proofErr w:type="spellStart"/>
+            <w:r>
+              <w:rPr>
+                <w:rStyle w:val="VnbanChdanhsn"/>
+                <w:rFonts w:asciiTheme="majorHAnsi" w:eastAsiaTheme="minorEastAsia" w:hAnsiTheme="majorHAnsi" w:cstheme="majorHAnsi"/>
+                <w:noProof w:val="0"/>
+              </w:rPr>
+              <w:t>splitInfo</w:t>
+            </w:r>
+            <w:proofErr w:type="spellEnd"/>
+          </w:p>
+        </w:tc>
+        <w:tc>
+          <w:tcPr>
+            <w:tcW w:w="2375" w:type="dxa"/>
+          </w:tcPr>
+          <w:p>
+            <w:pPr>
+              <w:rPr>
+                <w:rStyle w:val="VnbanChdanhsn"/>
+                <w:rFonts w:asciiTheme="majorHAnsi" w:eastAsiaTheme="minorEastAsia" w:hAnsiTheme="majorHAnsi" w:cstheme="majorHAnsi"/>
+                <w:noProof w:val="0"/>
+              </w:rPr>
+            </w:pPr>
+            <w:proofErr w:type="spellStart"/>
+            <w:r>
+              <w:rPr>
+                <w:rStyle w:val="VnbanChdanhsn"/>
+                <w:rFonts w:asciiTheme="majorHAnsi" w:eastAsiaTheme="minorEastAsia" w:hAnsiTheme="majorHAnsi" w:cstheme="majorHAnsi"/>
+                <w:noProof w:val="0"/>
+              </w:rPr>
+              <w:t>gainRatio</w:t>
+            </w:r>
+            <w:proofErr w:type="spellEnd"/>
+          </w:p>
+        </w:tc>
+      </w:tr>
+      <w:tr>
+        <w:tc>
+          <w:tcPr>
+            <w:tcW w:w="2005" w:type="dxa"/>
+          </w:tcPr>
+          <w:p>
+            <w:pPr>
+              <w:rPr>
+                <w:rStyle w:val="VnbanChdanhsn"/>
+                <w:rFonts w:asciiTheme="majorHAnsi" w:eastAsiaTheme="minorEastAsia" w:hAnsiTheme="majorHAnsi" w:cstheme="majorHAnsi"/>
+                <w:noProof w:val="0"/>
+              </w:rPr>
+            </w:pPr>
+            <w:proofErr w:type="spellStart"/>
+            <w:r>
+              <w:rPr>
+                <w:rFonts w:asciiTheme="majorHAnsi" w:eastAsiaTheme="minorEastAsia" w:hAnsiTheme="majorHAnsi" w:cstheme="majorHAnsi"/>
+                <w:noProof w:val="0"/>
+                <w:color w:val="666666"/>
+              </w:rPr>
+              <w:t>tapDuLieu_A</w:t>
+            </w:r>
+            <w:proofErr w:type="spellEnd"/>
+          </w:p>
+        </w:tc>
+        <w:tc>
+          <w:tcPr>
+            <w:tcW w:w="1958" w:type="dxa"/>
+          </w:tcPr>
+          <w:p>
+            <w:pPr>
+              <w:rPr>
+                <w:rStyle w:val="VnbanChdanhsn"/>
+                <w:rFonts w:asciiTheme="majorHAnsi" w:eastAsiaTheme="minorEastAsia" w:hAnsiTheme="majorHAnsi" w:cstheme="majorHAnsi"/>
+                <w:noProof w:val="0"/>
+              </w:rPr>
+            </w:pPr>
+          </w:p>
+        </w:tc>
+        <w:tc>
+          <w:tcPr>
+            <w:tcW w:w="3012" w:type="dxa"/>
+          </w:tcPr>
+          <w:p>
+            <w:pPr>
+              <w:rPr>
+                <w:rStyle w:val="VnbanChdanhsn"/>
+                <w:rFonts w:asciiTheme="majorHAnsi" w:eastAsiaTheme="minorEastAsia" w:hAnsiTheme="majorHAnsi" w:cstheme="majorHAnsi"/>
+                <w:noProof w:val="0"/>
+              </w:rPr>
+            </w:pPr>
+          </w:p>
+        </w:tc>
+        <w:tc>
+          <w:tcPr>
+            <w:tcW w:w="2375" w:type="dxa"/>
+          </w:tcPr>
+          <w:p>
+            <w:pPr>
+              <w:rPr>
+                <w:rStyle w:val="VnbanChdanhsn"/>
+                <w:rFonts w:asciiTheme="majorHAnsi" w:eastAsiaTheme="minorEastAsia" w:hAnsiTheme="majorHAnsi" w:cstheme="majorHAnsi"/>
+                <w:noProof w:val="0"/>
+              </w:rPr>
+            </w:pPr>
+          </w:p>
+        </w:tc>
+      </w:tr>
+      <w:tr>
+        <w:tc>
+          <w:tcPr>
+            <w:tcW w:w="2005" w:type="dxa"/>
+          </w:tcPr>
+          <w:p>
+            <w:pPr>
+              <w:rPr>
+                <w:rStyle w:val="VnbanChdanhsn"/>
+                <w:rFonts w:asciiTheme="majorHAnsi" w:eastAsiaTheme="minorEastAsia" w:hAnsiTheme="majorHAnsi" w:cstheme="majorHAnsi"/>
+                <w:b/>
+                <w:bCs/>
+                <w:noProof w:val="0"/>
+              </w:rPr>
+            </w:pPr>
+            <w:proofErr w:type="spellStart"/>
+            <w:r>
+              <w:rPr>
+                <w:rFonts w:asciiTheme="majorHAnsi" w:eastAsiaTheme="minorEastAsia" w:hAnsiTheme="majorHAnsi" w:cstheme="majorHAnsi"/>
+                <w:noProof w:val="0"/>
+                <w:color w:val="666666"/>
+              </w:rPr>
+              <w:t>tapDuLieu_</w:t>
+            </w:r>
+            <w:r>
+              <w:rPr>
+                <w:rFonts w:asciiTheme="majorHAnsi" w:eastAsiaTheme="minorEastAsia" w:hAnsiTheme="majorHAnsi" w:cstheme="majorHAnsi"/>
+                <w:noProof w:val="0"/>
+                <w:color w:val="666666"/>
+              </w:rPr>
+              <w:t>B</w:t>
+            </w:r>
+            <w:proofErr w:type="spellEnd"/>
+          </w:p>
+        </w:tc>
+        <w:tc>
+          <w:tcPr>
+            <w:tcW w:w="1958" w:type="dxa"/>
+          </w:tcPr>
+          <w:p>
+            <w:pPr>
+              <w:rPr>
+                <w:rStyle w:val="VnbanChdanhsn"/>
+                <w:rFonts w:asciiTheme="majorHAnsi" w:eastAsiaTheme="minorEastAsia" w:hAnsiTheme="majorHAnsi" w:cstheme="majorHAnsi"/>
+                <w:noProof w:val="0"/>
+              </w:rPr>
+            </w:pPr>
+          </w:p>
+        </w:tc>
+        <w:tc>
+          <w:tcPr>
+            <w:tcW w:w="3012" w:type="dxa"/>
+          </w:tcPr>
+          <w:p>
+            <w:pPr>
+              <w:rPr>
+                <w:rStyle w:val="VnbanChdanhsn"/>
+                <w:rFonts w:asciiTheme="majorHAnsi" w:eastAsiaTheme="minorEastAsia" w:hAnsiTheme="majorHAnsi" w:cstheme="majorHAnsi"/>
+                <w:noProof w:val="0"/>
+              </w:rPr>
+            </w:pPr>
+          </w:p>
+        </w:tc>
+        <w:tc>
+          <w:tcPr>
+            <w:tcW w:w="2375" w:type="dxa"/>
+          </w:tcPr>
+          <w:p>
+            <w:pPr>
+              <w:rPr>
+                <w:rStyle w:val="VnbanChdanhsn"/>
+                <w:rFonts w:asciiTheme="majorHAnsi" w:eastAsiaTheme="minorEastAsia" w:hAnsiTheme="majorHAnsi" w:cstheme="majorHAnsi"/>
+                <w:noProof w:val="0"/>
+              </w:rPr>
+            </w:pPr>
+          </w:p>
+        </w:tc>
+      </w:tr>
+      <w:tr>
+        <w:tc>
+          <w:tcPr>
+            <w:tcW w:w="2005" w:type="dxa"/>
+          </w:tcPr>
+          <w:p>
+            <w:pPr>
+              <w:rPr>
+                <w:rStyle w:val="VnbanChdanhsn"/>
+                <w:rFonts w:asciiTheme="majorHAnsi" w:eastAsiaTheme="minorEastAsia" w:hAnsiTheme="majorHAnsi" w:cstheme="majorHAnsi"/>
+                <w:noProof w:val="0"/>
+              </w:rPr>
+            </w:pPr>
+            <w:proofErr w:type="spellStart"/>
+            <w:r>
+              <w:rPr>
+                <w:rFonts w:asciiTheme="majorHAnsi" w:eastAsiaTheme="minorEastAsia" w:hAnsiTheme="majorHAnsi" w:cstheme="majorHAnsi"/>
+                <w:noProof w:val="0"/>
+                <w:color w:val="666666"/>
+              </w:rPr>
+              <w:t>tapDuLieu_</w:t>
+            </w:r>
+            <w:r>
+              <w:rPr>
+                <w:rFonts w:asciiTheme="majorHAnsi" w:eastAsiaTheme="minorEastAsia" w:hAnsiTheme="majorHAnsi" w:cstheme="majorHAnsi"/>
+                <w:noProof w:val="0"/>
+                <w:color w:val="666666"/>
+              </w:rPr>
+              <w:t>C</w:t>
+            </w:r>
+            <w:proofErr w:type="spellEnd"/>
+          </w:p>
+        </w:tc>
+        <w:tc>
+          <w:tcPr>
+            <w:tcW w:w="1958" w:type="dxa"/>
+          </w:tcPr>
+          <w:p>
+            <w:pPr>
+              <w:rPr>
+                <w:rStyle w:val="VnbanChdanhsn"/>
+                <w:rFonts w:asciiTheme="majorHAnsi" w:eastAsiaTheme="minorEastAsia" w:hAnsiTheme="majorHAnsi" w:cstheme="majorHAnsi"/>
+                <w:noProof w:val="0"/>
+              </w:rPr>
+            </w:pPr>
+          </w:p>
+        </w:tc>
+        <w:tc>
+          <w:tcPr>
+            <w:tcW w:w="3012" w:type="dxa"/>
+          </w:tcPr>
+          <w:p>
+            <w:pPr>
+              <w:rPr>
+                <w:rStyle w:val="VnbanChdanhsn"/>
+                <w:rFonts w:asciiTheme="majorHAnsi" w:eastAsiaTheme="minorEastAsia" w:hAnsiTheme="majorHAnsi" w:cstheme="majorHAnsi"/>
+                <w:noProof w:val="0"/>
+              </w:rPr>
+            </w:pPr>
+          </w:p>
+        </w:tc>
+        <w:tc>
+          <w:tcPr>
+            <w:tcW w:w="2375" w:type="dxa"/>
+          </w:tcPr>
+          <w:p>
+            <w:pPr>
+              <w:rPr>
+                <w:rStyle w:val="VnbanChdanhsn"/>
+                <w:rFonts w:asciiTheme="majorHAnsi" w:eastAsiaTheme="minorEastAsia" w:hAnsiTheme="majorHAnsi" w:cstheme="majorHAnsi"/>
+                <w:noProof w:val="0"/>
+              </w:rPr>
+            </w:pPr>
+          </w:p>
+        </w:tc>
+      </w:tr>
+      <w:tr>
+        <w:tc>
+          <w:tcPr>
+            <w:tcW w:w="2005" w:type="dxa"/>
+          </w:tcPr>
+          <w:p>
+            <w:pPr>
+              <w:rPr>
+                <w:rStyle w:val="VnbanChdanhsn"/>
+                <w:rFonts w:asciiTheme="majorHAnsi" w:eastAsiaTheme="minorEastAsia" w:hAnsiTheme="majorHAnsi" w:cstheme="majorHAnsi"/>
+                <w:noProof w:val="0"/>
+              </w:rPr>
+            </w:pPr>
+          </w:p>
+        </w:tc>
+        <w:tc>
+          <w:tcPr>
+            <w:tcW w:w="1958" w:type="dxa"/>
+          </w:tcPr>
+          <w:p>
+            <w:pPr>
+              <w:rPr>
+                <w:rStyle w:val="VnbanChdanhsn"/>
+                <w:rFonts w:asciiTheme="majorHAnsi" w:eastAsiaTheme="minorEastAsia" w:hAnsiTheme="majorHAnsi" w:cstheme="majorHAnsi"/>
+                <w:noProof w:val="0"/>
+              </w:rPr>
+            </w:pPr>
+          </w:p>
+        </w:tc>
+        <w:tc>
+          <w:tcPr>
+            <w:tcW w:w="3012" w:type="dxa"/>
+          </w:tcPr>
+          <w:p>
+            <w:pPr>
+              <w:rPr>
+                <w:rStyle w:val="VnbanChdanhsn"/>
+                <w:rFonts w:asciiTheme="majorHAnsi" w:eastAsiaTheme="minorEastAsia" w:hAnsiTheme="majorHAnsi" w:cstheme="majorHAnsi"/>
+                <w:noProof w:val="0"/>
+              </w:rPr>
+            </w:pPr>
+          </w:p>
+        </w:tc>
+        <w:tc>
+          <w:tcPr>
+            <w:tcW w:w="2375" w:type="dxa"/>
+          </w:tcPr>
+          <w:p>
+            <w:pPr>
+              <w:rPr>
+                <w:rStyle w:val="VnbanChdanhsn"/>
+                <w:rFonts w:asciiTheme="majorHAnsi" w:eastAsiaTheme="minorEastAsia" w:hAnsiTheme="majorHAnsi" w:cstheme="majorHAnsi"/>
+                <w:noProof w:val="0"/>
+              </w:rPr>
+            </w:pPr>
+          </w:p>
+        </w:tc>
+      </w:tr>
+    </w:tbl>
     <w:p>
       <w:pPr>
         <w:rPr>
@@ -5862,7 +6260,7 @@
   <w:style w:type="paragraph" w:default="1" w:styleId="Binhthng">
     <w:name w:val="Normal"/>
     <w:qFormat/>
-    <w:rsid w:val="00852C7F"/>
+    <w:rsid w:val="003D1354"/>
     <w:pPr>
       <w:jc w:val="both"/>
     </w:pPr>
@@ -6717,8 +7115,8 @@
     <w:rsid w:val="000007DB"/>
     <w:rsid w:val="006042BB"/>
     <w:rsid w:val="007B323E"/>
-    <w:rsid w:val="0090030E"/>
     <w:rsid w:val="00CC09BF"/>
+    <w:rsid w:val="00EE7FDB"/>
   </w:rsids>
   <m:mathPr>
     <m:mathFont m:val="Cambria Math"/>
